--- a/app/templates/PLI_M55.docx
+++ b/app/templates/PLI_M55.docx
@@ -208,20 +208,20 @@
           <w:sz w:val="24"/>
           <w:sz-cs w:val="24"/>
         </w:rPr>
-        <w:t>Điện thoại: {dien_thoai_khac}Số fax: {fax}</w:t>
-      </w:r>
-    </w:p>
-    <w:p>
-      <w:pPr>
-        <w:spacing w:before="120"/>
-      </w:pPr>
-      <w:r>
-        <w:rPr>
-          <w:rFonts w:ascii="Arial" w:hAnsi="Arial" w:cs="Arial"/>
-          <w:sz w:val="24"/>
-          <w:sz-cs w:val="24"/>
-        </w:rPr>
-        <w:t>Thư điện tử: {email_khac}Website: {website}</w:t>
+        <w:t>Điện thoại: {dien_thoai_khac} Số fax: {fax}</w:t>
+      </w:r>
+    </w:p>
+    <w:p>
+      <w:pPr>
+        <w:spacing w:before="120"/>
+      </w:pPr>
+      <w:r>
+        <w:rPr>
+          <w:rFonts w:ascii="Arial" w:hAnsi="Arial" w:cs="Arial"/>
+          <w:sz w:val="24"/>
+          <w:sz-cs w:val="24"/>
+        </w:rPr>
+        <w:t>Thư điện tử: {email_khac} Website: {website}</w:t>
       </w:r>
     </w:p>
     <w:p>
@@ -306,7 +306,7 @@
           <w:sz w:val="24"/>
           <w:sz-cs w:val="24"/>
         </w:rPr>
-        <w:t>Thông báo tạm ngừng kinh doanh kể từ ngày{tu_ngay} đến hết ngày{den_ngay} đối với chi nhánh/địa điểm kinh doanh sau:</w:t>
+        <w:t>Thông báo tạm ngừng kinh doanh kể từ ngày {tu_ngay} đến hết ngày {den_ngay} đối với chi nhánh/địa điểm kinh doanh sau:</w:t>
       </w:r>
     </w:p>
     <w:p>
@@ -475,7 +475,7 @@
           <w:sz w:val="24"/>
           <w:sz-cs w:val="24"/>
         </w:rPr>
-        <w:t>Thông báo tạm ngừng hoạt động kể từ ngày{tu_ngay} đến hết ngày{den_ngay} đối với văn phòng đại diện sau:</w:t>
+        <w:t>Thông báo tạm ngừng hoạt động kể từ ngày {tu_ngay} đến hết ngày {den_ngay} đối với văn phòng đại diện sau:</w:t>
       </w:r>
     </w:p>
     <w:p>

--- a/app/templates/PLI_M55.docx
+++ b/app/templates/PLI_M55.docx
@@ -174,7 +174,7 @@
           <w:sz-cs w:val="24"/>
           <w:i/>
         </w:rPr>
-        <w:t>Cơ quan đăng ký kinh doanh cấp tỉnh)</w:t>
+        <w:t>(Cơ quan đăng ký kinh doanh cấp tỉnh)</w:t>
       </w:r>
       <w:r>
         <w:rPr>
